--- a/QED Course/Lesson 28 Continuous Symmetries.docx
+++ b/QED Course/Lesson 28 Continuous Symmetries.docx
@@ -58,7 +58,7 @@
     </w:p>
     <w:p>
       <w:pPr>
-        <w:pStyle w:val="Heading1"/>
+        <w:pStyle w:val="Heading2"/>
       </w:pPr>
       <w:r>
         <w:t>How to use this lesson</w:t>
@@ -76,7 +76,7 @@
     </w:p>
     <w:p>
       <w:pPr>
-        <w:pStyle w:val="Heading2"/>
+        <w:pStyle w:val="Heading3"/>
       </w:pPr>
       <w:r>
         <w:t>Learning objectives</w:t>
@@ -148,7 +148,7 @@
     </w:p>
     <w:p>
       <w:pPr>
-        <w:pStyle w:val="Heading2"/>
+        <w:pStyle w:val="Heading3"/>
       </w:pPr>
       <w:r>
         <w:t>Notation and conventions</w:t>
@@ -512,7 +512,7 @@
     </w:tbl>
     <w:p>
       <w:pPr>
-        <w:pStyle w:val="Heading1"/>
+        <w:pStyle w:val="Heading2"/>
       </w:pPr>
       <w:r>
         <w:t>1 Groups of symmetries</w:t>
@@ -520,7 +520,7 @@
     </w:p>
     <w:p>
       <w:pPr>
-        <w:pStyle w:val="Heading2"/>
+        <w:pStyle w:val="Heading3"/>
       </w:pPr>
       <w:r>
         <w:t>1.1 The group structure</w:t>
@@ -533,7 +533,7 @@
     </w:p>
     <w:p>
       <w:pPr>
-        <w:pStyle w:val="Heading2"/>
+        <w:pStyle w:val="Heading3"/>
       </w:pPr>
       <w:r>
         <w:t>1.2 Generators</w:t>
@@ -645,10 +645,11 @@
       </w:r>
     </w:p>
     <w:p>
-      <w:pPr>
-        <w:pStyle w:val="Heading3"/>
-      </w:pPr>
       <w:r>
+        <w:rPr>
+          <w:b/>
+          <w:i/>
+        </w:rPr>
         <w:t>Worked example 1</w:t>
       </w:r>
     </w:p>
@@ -659,7 +660,7 @@
     </w:p>
     <w:p>
       <w:pPr>
-        <w:pStyle w:val="Heading1"/>
+        <w:pStyle w:val="Heading2"/>
       </w:pPr>
       <w:r>
         <w:t>2 The algebra of generators</w:t>
@@ -667,7 +668,7 @@
     </w:p>
     <w:p>
       <w:pPr>
-        <w:pStyle w:val="Heading2"/>
+        <w:pStyle w:val="Heading3"/>
       </w:pPr>
       <w:r>
         <w:t>2.1 Closure under commutation</w:t>
@@ -973,7 +974,7 @@
     </w:p>
     <w:p>
       <w:pPr>
-        <w:pStyle w:val="Heading2"/>
+        <w:pStyle w:val="Heading3"/>
       </w:pPr>
       <w:r>
         <w:t>2.2 Noether charges realize the algebra</w:t>
@@ -1142,7 +1143,7 @@
     </w:p>
     <w:p>
       <w:pPr>
-        <w:pStyle w:val="Heading1"/>
+        <w:pStyle w:val="Heading2"/>
       </w:pPr>
       <w:r>
         <w:t>3 Internal symmetries</w:t>
@@ -1150,7 +1151,7 @@
     </w:p>
     <w:p>
       <w:pPr>
-        <w:pStyle w:val="Heading2"/>
+        <w:pStyle w:val="Heading3"/>
       </w:pPr>
       <w:r>
         <w:t>3.1 What they are</w:t>
@@ -1163,7 +1164,7 @@
     </w:p>
     <w:p>
       <w:pPr>
-        <w:pStyle w:val="Heading2"/>
+        <w:pStyle w:val="Heading3"/>
       </w:pPr>
       <w:r>
         <w:t>3.2 Global and local</w:t>
@@ -1176,7 +1177,7 @@
     </w:p>
     <w:p>
       <w:pPr>
-        <w:pStyle w:val="Heading2"/>
+        <w:pStyle w:val="Heading3"/>
       </w:pPr>
       <w:r>
         <w:t>3.3 A non-abelian example</w:t>
@@ -1381,7 +1382,7 @@
     </w:p>
     <w:p>
       <w:pPr>
-        <w:pStyle w:val="Heading1"/>
+        <w:pStyle w:val="Heading2"/>
       </w:pPr>
       <w:r>
         <w:t>4 Spacetime symmetries</w:t>
@@ -1389,7 +1390,7 @@
     </w:p>
     <w:p>
       <w:pPr>
-        <w:pStyle w:val="Heading2"/>
+        <w:pStyle w:val="Heading3"/>
       </w:pPr>
       <w:r>
         <w:t>4.1 The Poincare group</w:t>
@@ -1402,7 +1403,7 @@
     </w:p>
     <w:p>
       <w:pPr>
-        <w:pStyle w:val="Heading2"/>
+        <w:pStyle w:val="Heading3"/>
       </w:pPr>
       <w:r>
         <w:t>4.2 Infinitesimal Lorentz transformations</w:t>
@@ -1512,10 +1513,11 @@
       </w:r>
     </w:p>
     <w:p>
-      <w:pPr>
-        <w:pStyle w:val="Heading3"/>
-      </w:pPr>
       <w:r>
+        <w:rPr>
+          <w:b/>
+          <w:i/>
+        </w:rPr>
         <w:t>Worked example 2</w:t>
       </w:r>
     </w:p>
@@ -1526,7 +1528,7 @@
     </w:p>
     <w:p>
       <w:pPr>
-        <w:pStyle w:val="Heading2"/>
+        <w:pStyle w:val="Heading3"/>
       </w:pPr>
       <w:r>
         <w:t>4.3 The ten conserved quantities</w:t>
@@ -1845,7 +1847,7 @@
     </w:p>
     <w:p>
       <w:pPr>
-        <w:pStyle w:val="Heading2"/>
+        <w:pStyle w:val="Heading3"/>
       </w:pPr>
       <w:r>
         <w:t>4.4 The algebra of the Poincare group</w:t>
@@ -2341,10 +2343,11 @@
       </w:r>
     </w:p>
     <w:p>
-      <w:pPr>
-        <w:pStyle w:val="Heading3"/>
-      </w:pPr>
       <w:r>
+        <w:rPr>
+          <w:b/>
+          <w:i/>
+        </w:rPr>
         <w:t>Worked example 3</w:t>
       </w:r>
     </w:p>
@@ -2355,7 +2358,7 @@
     </w:p>
     <w:p>
       <w:pPr>
-        <w:pStyle w:val="Heading2"/>
+        <w:pStyle w:val="Heading3"/>
       </w:pPr>
       <w:r>
         <w:t>4.5 Fields as representations</w:t>
@@ -2368,7 +2371,7 @@
     </w:p>
     <w:p>
       <w:pPr>
-        <w:pStyle w:val="Heading1"/>
+        <w:pStyle w:val="Heading2"/>
       </w:pPr>
       <w:r>
         <w:t>5 The charge rule</w:t>
@@ -2376,7 +2379,7 @@
     </w:p>
     <w:p>
       <w:pPr>
-        <w:pStyle w:val="Heading2"/>
+        <w:pStyle w:val="Heading3"/>
       </w:pPr>
       <w:r>
         <w:t>5.1 Charges of the fields</w:t>
@@ -2389,7 +2392,7 @@
     </w:p>
     <w:p>
       <w:pPr>
-        <w:pStyle w:val="Heading2"/>
+        <w:pStyle w:val="Heading3"/>
       </w:pPr>
       <w:r>
         <w:t>5.2 Applying the rule</w:t>
@@ -2811,30 +2814,22 @@
       </w:r>
     </w:p>
     <w:p>
-      <w:pPr>
-        <w:pStyle w:val="Heading3"/>
-      </w:pPr>
       <w:r>
+        <w:rPr>
+          <w:b/>
+          <w:i/>
+        </w:rPr>
         <w:t>Worked example 4</w:t>
       </w:r>
     </w:p>
     <w:p>
       <w:r>
-        <w:t>Two scalar fields φ₁ and φ₂ carry charges 1 and 2. The cubic term φ₁²φ₂</w:t>
-      </w:r>
-      <w:r>
-        <w:rPr>
-          <w:i/>
-        </w:rPr>
-        <w:t xml:space="preserve"> has charge 2 − 2 = 0 and is allowed. Under a phase rotation of φ₁ alone, φ₁²φ₂</w:t>
-      </w:r>
-      <w:r>
-        <w:t xml:space="preserve"> changes by e^(2iα), so rotating the fields separately is not a symmetry of a theory containing this term. Only the combined transformation, φ₁ → e^(iα)φ₁ and φ₂ → e^(2iα)φ₂, is. By Noether's theorem the conserved charge is the weighted sum Q = Q₁ + 2Q₂ of the two free charges, not each separately (Exercise 10). The example shows that adding an interaction can reduce a symmetry, and that the charges of the fields fix what survives.</w:t>
+        <w:t>Two scalar fields φ₁ and φ₂ carry charges 1 and 2. The cubic term φ₁²φ₂* has charge 2 − 2 = 0 and is allowed. Under a phase rotation of φ₁ alone, φ₁²φ₂* changes by e^(2iα), so rotating the fields separately is not a symmetry of a theory containing this term. Only the combined transformation, φ₁ → e^(iα)φ₁ and φ₂ → e^(2iα)φ₂, is. By Noether's theorem the conserved charge is the weighted sum Q = Q₁ + 2Q₂ of the two free charges, not each separately (Exercise 10). The example shows that adding an interaction can reduce a symmetry, and that the charges of the fields fix what survives.</w:t>
       </w:r>
     </w:p>
     <w:p>
       <w:pPr>
-        <w:pStyle w:val="Heading2"/>
+        <w:pStyle w:val="Heading3"/>
       </w:pPr>
       <w:r>
         <w:t>5.3 An extra symmetry that a mass breaks</w:t>
@@ -2847,7 +2842,7 @@
     </w:p>
     <w:p>
       <w:pPr>
-        <w:pStyle w:val="Heading1"/>
+        <w:pStyle w:val="Heading2"/>
       </w:pPr>
       <w:r>
         <w:t>6 Symmetry and the classification of particles</w:t>
@@ -2860,7 +2855,7 @@
     </w:p>
     <w:p>
       <w:pPr>
-        <w:pStyle w:val="Heading1"/>
+        <w:pStyle w:val="Heading2"/>
       </w:pPr>
       <w:r>
         <w:t>7 Connections to QED</w:t>
@@ -3265,7 +3260,7 @@
     </w:p>
     <w:p>
       <w:pPr>
-        <w:pStyle w:val="Heading1"/>
+        <w:pStyle w:val="Heading2"/>
       </w:pPr>
       <w:r>
         <w:t>8 Summary</w:t>
@@ -3369,7 +3364,7 @@
     </w:p>
     <w:p>
       <w:pPr>
-        <w:pStyle w:val="Heading1"/>
+        <w:pStyle w:val="Heading2"/>
       </w:pPr>
       <w:r>
         <w:t>Exercises</w:t>
@@ -3761,16 +3756,7 @@
           </w:tcPr>
           <w:p>
             <w:r>
-              <w:t>A complex scalar φ has charge 1 and a Dirac field ψ has charge −1. State which of φ</w:t>
-            </w:r>
-            <w:r>
-              <w:rPr>
-                <w:i/>
-              </w:rPr>
-              <w:t>φ, φ², (φ</w:t>
-            </w:r>
-            <w:r>
-              <w:t>φ)², φ³, ψ̄ψ, φψ̄ψ, φ*φψ̄ψ, and ψ̄γ^μψ A_μ are allowed by the charge rule, with A neutral.</w:t>
+              <w:t>A complex scalar φ has charge 1 and a Dirac field ψ has charge −1. State which of φ*φ, φ², (φ*φ)², φ³, ψ̄ψ, φψ̄ψ, φ*φψ̄ψ, and ψ̄γ^μψ A_μ are allowed by the charge rule, with A neutral.</w:t>
             </w:r>
           </w:p>
         </w:tc>
@@ -4038,7 +4024,7 @@
     </w:tbl>
     <w:p>
       <w:pPr>
-        <w:pStyle w:val="Heading1"/>
+        <w:pStyle w:val="Heading2"/>
       </w:pPr>
       <w:r>
         <w:t>Solutions</w:t>
@@ -4167,25 +4153,7 @@
         <w:t xml:space="preserve"> </w:t>
       </w:r>
       <w:r>
-        <w:t>Charges: φ carries +1, φ</w:t>
-      </w:r>
-      <w:r>
-        <w:rPr>
-          <w:i/>
-        </w:rPr>
-        <w:t xml:space="preserve"> carries −1, ψ carries −1, ψ̄ carries +1. Then φ</w:t>
-      </w:r>
-      <w:r>
-        <w:t>φ has charge 0, allowed; φ² has +2, not allowed; (φ</w:t>
-      </w:r>
-      <w:r>
-        <w:rPr>
-          <w:i/>
-        </w:rPr>
-        <w:t>φ)² has 0, allowed; φ³ has +3, not allowed; ψ̄ψ has 0, allowed; φψ̄ψ has +1, not allowed; φ</w:t>
-      </w:r>
-      <w:r>
-        <w:t>φψ̄ψ has 0, allowed; ψ̄γ^μψA_μ has 0 with A neutral, allowed.</w:t>
+        <w:t>Charges: φ carries +1, φ* carries −1, ψ carries −1, ψ̄ carries +1. Then φ*φ has charge 0, allowed; φ² has +2, not allowed; (φ*φ)² has 0, allowed; φ³ has +3, not allowed; ψ̄ψ has 0, allowed; φψ̄ψ has +1, not allowed; φ*φψ̄ψ has 0, allowed; ψ̄γ^μψA_μ has 0 with A neutral, allowed.</w:t>
       </w:r>
     </w:p>
     <w:p>
@@ -4199,34 +4167,7 @@
         <w:t xml:space="preserve"> </w:t>
       </w:r>
       <w:r>
-        <w:t>Under the joint rotation, φ₁²φ₂</w:t>
-      </w:r>
-      <w:r>
-        <w:rPr>
-          <w:i/>
-        </w:rPr>
-        <w:t xml:space="preserve"> → e^(2iα)φ₁²e^(−2iα)φ₂</w:t>
-      </w:r>
-      <w:r>
-        <w:t xml:space="preserve"> = φ₁²φ₂</w:t>
-      </w:r>
-      <w:r>
-        <w:rPr>
-          <w:i/>
-        </w:rPr>
-        <w:t>, invariant. Under φ₁ → e^(iα)φ₁ alone, φ₁²φ₂</w:t>
-      </w:r>
-      <w:r>
-        <w:t xml:space="preserve"> → e^(2iα)φ₁²φ₂</w:t>
-      </w:r>
-      <w:r>
-        <w:rPr>
-          <w:i/>
-        </w:rPr>
-        <w:t>, which changes. For the joint symmetry Δφ₁ = iφ₁ and Δφ₂ = 2iφ₂ with K^μ = 0, and the kinetic and mass terms contribute the free-field expression to each piece, so j^μ = j₁^μ + 2j₂^μ with j_a^μ = −i(φ_a</w:t>
-      </w:r>
-      <w:r>
-        <w:t>∂^μφ_a − φ_a∂^μφ_a*). The conserved charge is Q₁ + 2Q₂.</w:t>
+        <w:t>Under the joint rotation, φ₁²φ₂* → e^(2iα)φ₁²e^(−2iα)φ₂* = φ₁²φ₂*, invariant. Under φ₁ → e^(iα)φ₁ alone, φ₁²φ₂* → e^(2iα)φ₁²φ₂*, which changes. For the joint symmetry Δφ₁ = iφ₁ and Δφ₂ = 2iφ₂ with K^μ = 0, and the kinetic and mass terms contribute the free-field expression to each piece, so j^μ = j₁^μ + 2j₂^μ with j_a^μ = −i(φ_a*∂^μφ_a − φ_a∂^μφ_a*). The conserved charge is Q₁ + 2Q₂.</w:t>
       </w:r>
     </w:p>
     <w:p>
@@ -4315,7 +4256,7 @@
     </w:p>
     <w:p>
       <w:pPr>
-        <w:pStyle w:val="Heading1"/>
+        <w:pStyle w:val="Heading2"/>
       </w:pPr>
       <w:r>
         <w:t>Mastery checklist</w:t>
@@ -4387,7 +4328,7 @@
     </w:p>
     <w:p>
       <w:pPr>
-        <w:pStyle w:val="Heading1"/>
+        <w:pStyle w:val="Heading2"/>
       </w:pPr>
       <w:r>
         <w:t>Next lesson</w:t>
